--- a/maba16s/docs/MABA16S_template.docx
+++ b/maba16s/docs/MABA16S_template.docx
@@ -299,6 +299,14 @@
       </w:pPr>
       <w:r>
         <w:t>Definition</w:t>
+      </w:r>
+    </w:p>
+    <w:p>
+      <w:pPr>
+        <w:pStyle w:val="Redhighlight"/>
+      </w:pPr>
+      <w:r>
+        <w:t>Red highlight</w:t>
       </w:r>
     </w:p>
     <w:sectPr>
@@ -770,14 +778,15 @@
     <w:link w:val="Heading1Char"/>
     <w:uiPriority w:val="9"/>
     <w:qFormat/>
-    <w:rsid w:val="007E5EB5"/>
+    <w:rsid w:val="003E02B1"/>
     <w:pPr>
       <w:keepNext/>
       <w:keepLines/>
       <w:pBdr>
-        <w:top w:val="single" w:sz="18" w:space="10" w:color="000000" w:themeColor="text1"/>
+        <w:top w:val="single" w:sz="18" w:space="12" w:color="000000" w:themeColor="text1"/>
       </w:pBdr>
-      <w:spacing w:before="360" w:after="80" w:line="360" w:lineRule="auto"/>
+      <w:shd w:val="clear" w:color="auto" w:fill="F3B835"/>
+      <w:spacing w:before="360" w:after="0" w:line="360" w:lineRule="auto"/>
       <w:jc w:val="center"/>
       <w:outlineLvl w:val="0"/>
     </w:pPr>
@@ -798,14 +807,15 @@
     <w:semiHidden/>
     <w:unhideWhenUsed/>
     <w:qFormat/>
-    <w:rsid w:val="007E5EB5"/>
+    <w:rsid w:val="003E02B1"/>
     <w:pPr>
       <w:keepNext/>
       <w:keepLines/>
       <w:pBdr>
-        <w:bottom w:val="single" w:sz="18" w:space="10" w:color="000000" w:themeColor="text1"/>
+        <w:bottom w:val="single" w:sz="18" w:space="12" w:color="000000" w:themeColor="text1"/>
       </w:pBdr>
-      <w:spacing w:before="160" w:after="80"/>
+      <w:shd w:val="clear" w:color="auto" w:fill="F3B835"/>
+      <w:spacing w:after="80"/>
       <w:jc w:val="center"/>
       <w:outlineLvl w:val="1"/>
     </w:pPr>
@@ -826,16 +836,16 @@
     <w:semiHidden/>
     <w:unhideWhenUsed/>
     <w:qFormat/>
-    <w:rsid w:val="00825174"/>
+    <w:rsid w:val="003E02B1"/>
     <w:pPr>
       <w:keepNext/>
       <w:keepLines/>
       <w:pBdr>
-        <w:top w:val="single" w:sz="6" w:space="10" w:color="595959" w:themeColor="text1" w:themeTint="A6"/>
-        <w:bottom w:val="single" w:sz="6" w:space="10" w:color="595959" w:themeColor="text1" w:themeTint="A6"/>
+        <w:top w:val="single" w:sz="6" w:space="5" w:color="595959" w:themeColor="text1" w:themeTint="A6"/>
+        <w:bottom w:val="single" w:sz="6" w:space="5" w:color="595959" w:themeColor="text1" w:themeTint="A6"/>
       </w:pBdr>
-      <w:shd w:val="clear" w:color="auto" w:fill="F2B835"/>
-      <w:spacing w:before="200"/>
+      <w:shd w:val="clear" w:color="auto" w:fill="F2F2F2" w:themeFill="background1" w:themeFillShade="F2"/>
+      <w:spacing w:before="100" w:after="100"/>
       <w:outlineLvl w:val="2"/>
     </w:pPr>
     <w:rPr>
@@ -1161,13 +1171,14 @@
     <w:basedOn w:val="DefaultParagraphFont"/>
     <w:link w:val="Heading1"/>
     <w:uiPriority w:val="9"/>
-    <w:rsid w:val="007E5EB5"/>
+    <w:rsid w:val="003E02B1"/>
     <w:rPr>
       <w:rFonts w:ascii="Cambria" w:eastAsiaTheme="majorEastAsia" w:hAnsi="Cambria" w:cstheme="majorBidi"/>
       <w:b/>
       <w:color w:val="000000" w:themeColor="text1"/>
       <w:sz w:val="32"/>
       <w:szCs w:val="40"/>
+      <w:shd w:val="clear" w:color="auto" w:fill="F3B835"/>
     </w:rPr>
   </w:style>
   <w:style w:type="character" w:customStyle="1" w:styleId="Heading2Char">
@@ -1176,13 +1187,14 @@
     <w:link w:val="Heading2"/>
     <w:uiPriority w:val="9"/>
     <w:semiHidden/>
-    <w:rsid w:val="007E5EB5"/>
+    <w:rsid w:val="003E02B1"/>
     <w:rPr>
       <w:rFonts w:ascii="Calibri" w:eastAsiaTheme="majorEastAsia" w:hAnsi="Calibri" w:cstheme="majorBidi"/>
       <w:b/>
       <w:color w:val="000000" w:themeColor="text1"/>
       <w:sz w:val="28"/>
       <w:szCs w:val="32"/>
+      <w:shd w:val="clear" w:color="auto" w:fill="F3B835"/>
     </w:rPr>
   </w:style>
   <w:style w:type="character" w:customStyle="1" w:styleId="Heading3Char">
@@ -1191,13 +1203,13 @@
     <w:link w:val="Heading3"/>
     <w:uiPriority w:val="9"/>
     <w:semiHidden/>
-    <w:rsid w:val="00825174"/>
+    <w:rsid w:val="003E02B1"/>
     <w:rPr>
       <w:rFonts w:ascii="Calibri" w:eastAsiaTheme="majorEastAsia" w:hAnsi="Calibri" w:cstheme="majorBidi"/>
       <w:b/>
       <w:color w:val="000000" w:themeColor="text1"/>
       <w:szCs w:val="28"/>
-      <w:shd w:val="clear" w:color="auto" w:fill="F2B835"/>
+      <w:shd w:val="clear" w:color="auto" w:fill="F2F2F2" w:themeFill="background1" w:themeFillShade="F2"/>
     </w:rPr>
   </w:style>
   <w:style w:type="character" w:customStyle="1" w:styleId="Heading4Char">
@@ -1366,9 +1378,14 @@
   <w:style w:type="paragraph" w:customStyle="1" w:styleId="TableCaption">
     <w:name w:val="Table Caption"/>
     <w:basedOn w:val="Caption"/>
+    <w:rsid w:val="002C2952"/>
     <w:pPr>
       <w:keepNext/>
-    </w:pPr>
+      <w:jc w:val="center"/>
+    </w:pPr>
+    <w:rPr>
+      <w:color w:val="7F7F7F" w:themeColor="text1" w:themeTint="80"/>
+    </w:rPr>
   </w:style>
   <w:style w:type="paragraph" w:customStyle="1" w:styleId="ImageCaption">
     <w:name w:val="Image Caption"/>
@@ -1430,6 +1447,16 @@
     <w:rPr>
       <w:rFonts w:asciiTheme="majorHAnsi" w:hAnsiTheme="majorHAnsi"/>
       <w:color w:val="0F4761" w:themeColor="accent1" w:themeShade="BF"/>
+    </w:rPr>
+  </w:style>
+  <w:style w:type="paragraph" w:customStyle="1" w:styleId="Redhighlight">
+    <w:name w:val="Red highlight"/>
+    <w:basedOn w:val="Definition"/>
+    <w:qFormat/>
+    <w:rsid w:val="00E53423"/>
+    <w:rPr>
+      <w:b/>
+      <w:color w:val="EE0000"/>
     </w:rPr>
   </w:style>
 </w:styles>
